--- a/tillsyn/A 10720-2025 tillsynsbegäran.docx
+++ b/tillsyn/A 10720-2025 tillsynsbegäran.docx
@@ -218,7 +218,7 @@
     <w:r>
       <w:tab/>
       <w:tab/>
-      <w:t>2025-03-07</w:t>
+      <w:t>2025-03-08</w:t>
       <w:br/>
       <w:br/>
     </w:r>

--- a/tillsyn/A 10720-2025 tillsynsbegäran.docx
+++ b/tillsyn/A 10720-2025 tillsynsbegäran.docx
@@ -218,7 +218,7 @@
     <w:r>
       <w:tab/>
       <w:tab/>
-      <w:t>2025-03-08</w:t>
+      <w:t>2025-03-09</w:t>
       <w:br/>
       <w:br/>
     </w:r>

--- a/tillsyn/A 10720-2025 tillsynsbegäran.docx
+++ b/tillsyn/A 10720-2025 tillsynsbegäran.docx
@@ -218,7 +218,7 @@
     <w:r>
       <w:tab/>
       <w:tab/>
-      <w:t>2025-03-09</w:t>
+      <w:t>2025-03-10</w:t>
       <w:br/>
       <w:br/>
     </w:r>
